--- a/IQOQDQ/OQ_HMI/Machine type/VI 10/View_SettingsView_V0049_04_CartonDischargeView_Tab_1.docx
+++ b/IQOQDQ/OQ_HMI/Machine type/VI 10/View_SettingsView_V0049_04_CartonDischargeView_Tab_1.docx
@@ -56,7 +56,10 @@
               <w:t>Carton discharge\</w:t>
             </w:r>
             <w:r>
-              <w:t>Carton discharge</w:t>
+              <w:t>Discharge</w:t>
+            </w:r>
+            <w:r>
+              <w:t xml:space="preserve"> discharge</w:t>
             </w:r>
           </w:p>
         </w:tc>
